--- a/ClassifiedInstallationStuff/_Instructions/___DEV -- Classified Package Instructions.docx
+++ b/ClassifiedInstallationStuff/_Instructions/___DEV -- Classified Package Instructions.docx
@@ -1,6 +1,6 @@
 
 <file path=word/document.xml><?xml version="1.0" encoding="utf-8"?>
-<w:document xmlns:wpc="http://schemas.microsoft.com/office/word/2010/wordprocessingCanvas" xmlns:mc="http://schemas.openxmlformats.org/markup-compatibility/2006" xmlns:o="urn:schemas-microsoft-com:office:office" xmlns:r="http://schemas.openxmlformats.org/officeDocument/2006/relationships" xmlns:m="http://schemas.openxmlformats.org/officeDocument/2006/math" xmlns:v="urn:schemas-microsoft-com:vml" xmlns:wp14="http://schemas.microsoft.com/office/word/2010/wordprocessingDrawing" xmlns:wp="http://schemas.openxmlformats.org/drawingml/2006/wordprocessingDrawing" xmlns:w10="urn:schemas-microsoft-com:office:word" xmlns:w="http://schemas.openxmlformats.org/wordprocessingml/2006/main" xmlns:w14="http://schemas.microsoft.com/office/word/2010/wordml" xmlns:w15="http://schemas.microsoft.com/office/word/2012/wordml" xmlns:wpg="http://schemas.microsoft.com/office/word/2010/wordprocessingGroup" xmlns:wpi="http://schemas.microsoft.com/office/word/2010/wordprocessingInk" xmlns:wne="http://schemas.microsoft.com/office/word/2006/wordml" xmlns:wps="http://schemas.microsoft.com/office/word/2010/wordprocessingShape" mc:Ignorable="w14 w15 wp14">
+<w:document xmlns:wpc="http://schemas.microsoft.com/office/word/2010/wordprocessingCanvas" xmlns:cx="http://schemas.microsoft.com/office/drawing/2014/chartex" xmlns:cx1="http://schemas.microsoft.com/office/drawing/2015/9/8/chartex" xmlns:cx2="http://schemas.microsoft.com/office/drawing/2015/10/21/chartex" xmlns:cx3="http://schemas.microsoft.com/office/drawing/2016/5/9/chartex" xmlns:cx4="http://schemas.microsoft.com/office/drawing/2016/5/10/chartex" xmlns:cx5="http://schemas.microsoft.com/office/drawing/2016/5/11/chartex" xmlns:cx6="http://schemas.microsoft.com/office/drawing/2016/5/12/chartex" xmlns:cx7="http://schemas.microsoft.com/office/drawing/2016/5/13/chartex" xmlns:cx8="http://schemas.microsoft.com/office/drawing/2016/5/14/chartex" xmlns:mc="http://schemas.openxmlformats.org/markup-compatibility/2006" xmlns:aink="http://schemas.microsoft.com/office/drawing/2016/ink" xmlns:am3d="http://schemas.microsoft.com/office/drawing/2017/model3d" xmlns:o="urn:schemas-microsoft-com:office:office" xmlns:oel="http://schemas.microsoft.com/office/2019/extlst" xmlns:r="http://schemas.openxmlformats.org/officeDocument/2006/relationships" xmlns:m="http://schemas.openxmlformats.org/officeDocument/2006/math" xmlns:v="urn:schemas-microsoft-com:vml" xmlns:wp14="http://schemas.microsoft.com/office/word/2010/wordprocessingDrawing" xmlns:wp="http://schemas.openxmlformats.org/drawingml/2006/wordprocessingDrawing" xmlns:w10="urn:schemas-microsoft-com:office:word" xmlns:w="http://schemas.openxmlformats.org/wordprocessingml/2006/main" xmlns:w14="http://schemas.microsoft.com/office/word/2010/wordml" xmlns:w15="http://schemas.microsoft.com/office/word/2012/wordml" xmlns:w16cex="http://schemas.microsoft.com/office/word/2018/wordml/cex" xmlns:w16cid="http://schemas.microsoft.com/office/word/2016/wordml/cid" xmlns:w16="http://schemas.microsoft.com/office/word/2018/wordml" xmlns:w16sdtdh="http://schemas.microsoft.com/office/word/2020/wordml/sdtdatahash" xmlns:w16se="http://schemas.microsoft.com/office/word/2015/wordml/symex" xmlns:wpg="http://schemas.microsoft.com/office/word/2010/wordprocessingGroup" xmlns:wpi="http://schemas.microsoft.com/office/word/2010/wordprocessingInk" xmlns:wne="http://schemas.microsoft.com/office/word/2006/wordml" xmlns:wps="http://schemas.microsoft.com/office/word/2010/wordprocessingShape" mc:Ignorable="w14 w15 w16se w16cid w16 w16cex w16sdtdh wp14">
   <w:body>
     <w:p>
       <w:pPr>
@@ -187,7 +187,7 @@
         </w:rPr>
         <w:t xml:space="preserve"> </w:t>
       </w:r>
-      <w:hyperlink r:id="rId6" w:history="1">
+      <w:hyperlink r:id="rId8" w:history="1">
         <w:r>
           <w:rPr>
             <w:rStyle w:val="Hyperlink"/>
@@ -329,15 +329,31 @@
           <w:sz w:val="22"/>
           <w:szCs w:val="22"/>
         </w:rPr>
-        <w:t>Assign to: Morton, Debbie H</w:t>
-      </w:r>
-      <w:r>
-        <w:rPr>
-          <w:rFonts w:ascii="Calibri" w:eastAsia="Times New Roman" w:hAnsi="Calibri" w:cs="Calibri"/>
-          <w:sz w:val="22"/>
-          <w:szCs w:val="22"/>
-        </w:rPr>
-        <w:t xml:space="preserve"> (US)</w:t>
+        <w:t xml:space="preserve">Assign to: </w:t>
+      </w:r>
+      <w:r>
+        <w:rPr>
+          <w:rFonts w:ascii="Calibri" w:eastAsia="Times New Roman" w:hAnsi="Calibri" w:cs="Calibri"/>
+          <w:sz w:val="22"/>
+          <w:szCs w:val="22"/>
+        </w:rPr>
+        <w:t>Belin, Rober</w:t>
+      </w:r>
+      <w:r>
+        <w:rPr>
+          <w:rFonts w:ascii="Calibri" w:eastAsia="Times New Roman" w:hAnsi="Calibri" w:cs="Calibri"/>
+          <w:sz w:val="22"/>
+          <w:szCs w:val="22"/>
+        </w:rPr>
+        <w:t>t</w:t>
+      </w:r>
+      <w:r>
+        <w:rPr>
+          <w:rFonts w:ascii="Calibri" w:eastAsia="Times New Roman" w:hAnsi="Calibri" w:cs="Calibri"/>
+          <w:sz w:val="22"/>
+          <w:szCs w:val="22"/>
+        </w:rPr>
+        <w:t xml:space="preserve"> S</w:t>
       </w:r>
     </w:p>
     <w:p>
@@ -359,7 +375,15 @@
           <w:sz w:val="22"/>
           <w:szCs w:val="22"/>
         </w:rPr>
-        <w:t>Click on Attach File (top ribbon) to upload the ZIP</w:t>
+        <w:t xml:space="preserve">Add the attachment on the bottom of the form - </w:t>
+      </w:r>
+      <w:r>
+        <w:rPr>
+          <w:rFonts w:ascii="Calibri" w:eastAsia="Times New Roman" w:hAnsi="Calibri" w:cs="Calibri"/>
+          <w:sz w:val="22"/>
+          <w:szCs w:val="22"/>
+        </w:rPr>
+        <w:t>to upload the ZIP</w:t>
       </w:r>
     </w:p>
     <w:p>
@@ -386,9 +410,10 @@
     </w:p>
     <w:p>
       <w:pPr>
+        <w:pStyle w:val="ListParagraph"/>
         <w:numPr>
-          <w:ilvl w:val="3"/>
-          <w:numId w:val="2"/>
+          <w:ilvl w:val="0"/>
+          <w:numId w:val="4"/>
         </w:numPr>
         <w:textAlignment w:val="center"/>
         <w:rPr>
@@ -411,98 +436,47 @@
           <w:sz w:val="22"/>
           <w:szCs w:val="22"/>
         </w:rPr>
-        <w:t>Morton, Debbie H &lt;debbie.h.morton@lmco.com&gt;</w:t>
-      </w:r>
-    </w:p>
-    <w:p>
-      <w:pPr>
-        <w:numPr>
-          <w:ilvl w:val="2"/>
-          <w:numId w:val="2"/>
-        </w:numPr>
-        <w:textAlignment w:val="center"/>
-        <w:rPr>
-          <w:rFonts w:ascii="Calibri" w:eastAsia="Times New Roman" w:hAnsi="Calibri" w:cs="Calibri"/>
-          <w:sz w:val="22"/>
-          <w:szCs w:val="22"/>
-        </w:rPr>
-      </w:pPr>
-      <w:bookmarkStart w:id="0" w:name="_GoBack"/>
-      <w:bookmarkEnd w:id="0"/>
-      <w:r>
-        <w:rPr>
-          <w:rFonts w:ascii="Calibri" w:eastAsia="Times New Roman" w:hAnsi="Calibri" w:cs="Calibri"/>
-          <w:b/>
-          <w:color w:val="943634" w:themeColor="accent2" w:themeShade="BF"/>
-          <w:sz w:val="22"/>
-          <w:szCs w:val="22"/>
-        </w:rPr>
-        <w:t xml:space="preserve">MST UK/Australia </w:t>
-      </w:r>
-      <w:r>
-        <w:rPr>
-          <w:rFonts w:ascii="Calibri" w:eastAsia="Times New Roman" w:hAnsi="Calibri" w:cs="Calibri"/>
-          <w:sz w:val="22"/>
-          <w:szCs w:val="22"/>
-        </w:rPr>
-        <w:t xml:space="preserve">– </w:t>
-      </w:r>
-      <w:r>
-        <w:rPr>
-          <w:rFonts w:ascii="Calibri" w:eastAsia="Times New Roman" w:hAnsi="Calibri" w:cs="Calibri"/>
-          <w:sz w:val="22"/>
-          <w:szCs w:val="22"/>
-        </w:rPr>
-        <w:t xml:space="preserve">copy to </w:t>
-      </w:r>
-      <w:hyperlink r:id="rId7" w:history="1">
-        <w:r>
-          <w:rPr>
-            <w:rStyle w:val="Hyperlink"/>
-            <w:rFonts w:ascii="Calibri" w:eastAsia="Times New Roman" w:hAnsi="Calibri" w:cs="Calibri"/>
-            <w:sz w:val="22"/>
-            <w:szCs w:val="22"/>
-          </w:rPr>
-          <w:t>\\stlouis.acct04.us.lmco.com\propricer\Proposals\A_genBOE Software</w:t>
-        </w:r>
-      </w:hyperlink>
-    </w:p>
-    <w:p>
-      <w:pPr>
-        <w:numPr>
-          <w:ilvl w:val="3"/>
-          <w:numId w:val="2"/>
-        </w:numPr>
-        <w:textAlignment w:val="center"/>
-        <w:rPr>
-          <w:rFonts w:ascii="Calibri" w:eastAsia="Times New Roman" w:hAnsi="Calibri" w:cs="Calibri"/>
-          <w:sz w:val="22"/>
-          <w:szCs w:val="22"/>
-        </w:rPr>
-      </w:pPr>
-      <w:r>
-        <w:rPr>
-          <w:rFonts w:ascii="Calibri" w:eastAsia="Times New Roman" w:hAnsi="Calibri" w:cs="Calibri"/>
-          <w:sz w:val="22"/>
-          <w:szCs w:val="22"/>
-        </w:rPr>
-        <w:t xml:space="preserve">Email </w:t>
-      </w:r>
-      <w:r>
-        <w:rPr>
-          <w:rFonts w:ascii="Calibri" w:eastAsia="Times New Roman" w:hAnsi="Calibri" w:cs="Calibri"/>
-          <w:sz w:val="22"/>
-          <w:szCs w:val="22"/>
-        </w:rPr>
-        <w:t>Flugum, Leslie A (US) &lt;leslie.a.flugum@lmco.com&gt;</w:t>
-      </w:r>
-      <w:r>
-        <w:rPr>
-          <w:rFonts w:ascii="Calibri" w:eastAsia="Times New Roman" w:hAnsi="Calibri" w:cs="Calibri"/>
-          <w:sz w:val="22"/>
-          <w:szCs w:val="22"/>
-        </w:rPr>
-        <w:t xml:space="preserve"> (Les)</w:t>
+        <w:t>Belin, Robert S</w:t>
+      </w:r>
+      <w:r>
+        <w:rPr>
+          <w:rFonts w:ascii="Calibri" w:eastAsia="Times New Roman" w:hAnsi="Calibri" w:cs="Calibri"/>
+          <w:sz w:val="22"/>
+          <w:szCs w:val="22"/>
+        </w:rPr>
+        <w:t xml:space="preserve"> </w:t>
+      </w:r>
+      <w:r>
+        <w:rPr>
+          <w:rFonts w:ascii="Calibri" w:eastAsia="Times New Roman" w:hAnsi="Calibri" w:cs="Calibri"/>
+          <w:sz w:val="22"/>
+          <w:szCs w:val="22"/>
+        </w:rPr>
+        <w:t xml:space="preserve">and Frank </w:t>
+      </w:r>
+      <w:r>
+        <w:rPr>
+          <w:rFonts w:ascii="Calibri" w:eastAsia="Times New Roman" w:hAnsi="Calibri" w:cs="Calibri"/>
+          <w:sz w:val="22"/>
+          <w:szCs w:val="22"/>
+        </w:rPr>
+        <w:t xml:space="preserve">to tell </w:t>
+      </w:r>
+      <w:r>
+        <w:rPr>
+          <w:rFonts w:ascii="Calibri" w:eastAsia="Times New Roman" w:hAnsi="Calibri" w:cs="Calibri"/>
+          <w:sz w:val="22"/>
+          <w:szCs w:val="22"/>
+        </w:rPr>
+        <w:t>them</w:t>
+      </w:r>
+      <w:r>
+        <w:rPr>
+          <w:rFonts w:ascii="Calibri" w:eastAsia="Times New Roman" w:hAnsi="Calibri" w:cs="Calibri"/>
+          <w:sz w:val="22"/>
+          <w:szCs w:val="22"/>
+        </w:rPr>
+        <w:t xml:space="preserve"> that the package is ready</w:t>
       </w:r>
     </w:p>
     <w:p>
@@ -516,14 +490,6 @@
           <w:szCs w:val="22"/>
         </w:rPr>
       </w:pPr>
-      <w:r>
-        <w:rPr>
-          <w:rFonts w:ascii="Calibri" w:hAnsi="Calibri" w:cs="Calibri"/>
-          <w:sz w:val="22"/>
-          <w:szCs w:val="22"/>
-        </w:rPr>
-        <w:t> </w:t>
-      </w:r>
     </w:p>
     <w:p>
       <w:pPr>
@@ -561,19 +527,13 @@
         </w:rPr>
       </w:pPr>
     </w:p>
-    <w:p>
-      <w:pPr>
-        <w:pStyle w:val="NormalWeb"/>
-        <w:spacing w:before="0" w:beforeAutospacing="0" w:after="0" w:afterAutospacing="0"/>
-        <w:ind w:left="985"/>
-        <w:rPr>
-          <w:rFonts w:ascii="Calibri" w:hAnsi="Calibri" w:cs="Calibri"/>
-          <w:sz w:val="22"/>
-          <w:szCs w:val="22"/>
-        </w:rPr>
-      </w:pPr>
-    </w:p>
     <w:sectPr>
+      <w:headerReference w:type="even" r:id="rId9"/>
+      <w:headerReference w:type="default" r:id="rId10"/>
+      <w:footerReference w:type="even" r:id="rId11"/>
+      <w:footerReference w:type="default" r:id="rId12"/>
+      <w:headerReference w:type="first" r:id="rId13"/>
+      <w:footerReference w:type="first" r:id="rId14"/>
       <w:pgSz w:w="12240" w:h="15840"/>
       <w:pgMar w:top="1440" w:right="1440" w:bottom="1440" w:left="1440" w:header="720" w:footer="720" w:gutter="0"/>
       <w:cols w:space="720"/>
@@ -583,8 +543,820 @@
 </w:document>
 </file>
 
+<file path=word/endnotes.xml><?xml version="1.0" encoding="utf-8"?>
+<w:endnotes xmlns:wpc="http://schemas.microsoft.com/office/word/2010/wordprocessingCanvas" xmlns:cx="http://schemas.microsoft.com/office/drawing/2014/chartex" xmlns:cx1="http://schemas.microsoft.com/office/drawing/2015/9/8/chartex" xmlns:cx2="http://schemas.microsoft.com/office/drawing/2015/10/21/chartex" xmlns:cx3="http://schemas.microsoft.com/office/drawing/2016/5/9/chartex" xmlns:cx4="http://schemas.microsoft.com/office/drawing/2016/5/10/chartex" xmlns:cx5="http://schemas.microsoft.com/office/drawing/2016/5/11/chartex" xmlns:cx6="http://schemas.microsoft.com/office/drawing/2016/5/12/chartex" xmlns:cx7="http://schemas.microsoft.com/office/drawing/2016/5/13/chartex" xmlns:cx8="http://schemas.microsoft.com/office/drawing/2016/5/14/chartex" xmlns:mc="http://schemas.openxmlformats.org/markup-compatibility/2006" xmlns:aink="http://schemas.microsoft.com/office/drawing/2016/ink" xmlns:am3d="http://schemas.microsoft.com/office/drawing/2017/model3d" xmlns:o="urn:schemas-microsoft-com:office:office" xmlns:oel="http://schemas.microsoft.com/office/2019/extlst" xmlns:r="http://schemas.openxmlformats.org/officeDocument/2006/relationships" xmlns:m="http://schemas.openxmlformats.org/officeDocument/2006/math" xmlns:v="urn:schemas-microsoft-com:vml" xmlns:wp14="http://schemas.microsoft.com/office/word/2010/wordprocessingDrawing" xmlns:wp="http://schemas.openxmlformats.org/drawingml/2006/wordprocessingDrawing" xmlns:w10="urn:schemas-microsoft-com:office:word" xmlns:w="http://schemas.openxmlformats.org/wordprocessingml/2006/main" xmlns:w14="http://schemas.microsoft.com/office/word/2010/wordml" xmlns:w15="http://schemas.microsoft.com/office/word/2012/wordml" xmlns:w16cex="http://schemas.microsoft.com/office/word/2018/wordml/cex" xmlns:w16cid="http://schemas.microsoft.com/office/word/2016/wordml/cid" xmlns:w16="http://schemas.microsoft.com/office/word/2018/wordml" xmlns:w16sdtdh="http://schemas.microsoft.com/office/word/2020/wordml/sdtdatahash" xmlns:w16se="http://schemas.microsoft.com/office/word/2015/wordml/symex" xmlns:wpg="http://schemas.microsoft.com/office/word/2010/wordprocessingGroup" xmlns:wpi="http://schemas.microsoft.com/office/word/2010/wordprocessingInk" xmlns:wne="http://schemas.microsoft.com/office/word/2006/wordml" xmlns:wps="http://schemas.microsoft.com/office/word/2010/wordprocessingShape" mc:Ignorable="w14 w15 w16se w16cid w16 w16cex w16sdtdh wp14">
+  <w:endnote w:type="separator" w:id="-1">
+    <w:p>
+      <w:r>
+        <w:separator/>
+      </w:r>
+    </w:p>
+  </w:endnote>
+  <w:endnote w:type="continuationSeparator" w:id="0">
+    <w:p>
+      <w:r>
+        <w:continuationSeparator/>
+      </w:r>
+    </w:p>
+  </w:endnote>
+</w:endnotes>
+</file>
+
+<file path=word/footer1.xml><?xml version="1.0" encoding="utf-8"?>
+<w:ftr xmlns:wpc="http://schemas.microsoft.com/office/word/2010/wordprocessingCanvas" xmlns:cx="http://schemas.microsoft.com/office/drawing/2014/chartex" xmlns:cx1="http://schemas.microsoft.com/office/drawing/2015/9/8/chartex" xmlns:cx2="http://schemas.microsoft.com/office/drawing/2015/10/21/chartex" xmlns:cx3="http://schemas.microsoft.com/office/drawing/2016/5/9/chartex" xmlns:cx4="http://schemas.microsoft.com/office/drawing/2016/5/10/chartex" xmlns:cx5="http://schemas.microsoft.com/office/drawing/2016/5/11/chartex" xmlns:cx6="http://schemas.microsoft.com/office/drawing/2016/5/12/chartex" xmlns:cx7="http://schemas.microsoft.com/office/drawing/2016/5/13/chartex" xmlns:cx8="http://schemas.microsoft.com/office/drawing/2016/5/14/chartex" xmlns:mc="http://schemas.openxmlformats.org/markup-compatibility/2006" xmlns:aink="http://schemas.microsoft.com/office/drawing/2016/ink" xmlns:am3d="http://schemas.microsoft.com/office/drawing/2017/model3d" xmlns:o="urn:schemas-microsoft-com:office:office" xmlns:oel="http://schemas.microsoft.com/office/2019/extlst" xmlns:r="http://schemas.openxmlformats.org/officeDocument/2006/relationships" xmlns:m="http://schemas.openxmlformats.org/officeDocument/2006/math" xmlns:v="urn:schemas-microsoft-com:vml" xmlns:wp14="http://schemas.microsoft.com/office/word/2010/wordprocessingDrawing" xmlns:wp="http://schemas.openxmlformats.org/drawingml/2006/wordprocessingDrawing" xmlns:w10="urn:schemas-microsoft-com:office:word" xmlns:w="http://schemas.openxmlformats.org/wordprocessingml/2006/main" xmlns:w14="http://schemas.microsoft.com/office/word/2010/wordml" xmlns:w15="http://schemas.microsoft.com/office/word/2012/wordml" xmlns:w16cex="http://schemas.microsoft.com/office/word/2018/wordml/cex" xmlns:w16cid="http://schemas.microsoft.com/office/word/2016/wordml/cid" xmlns:w16="http://schemas.microsoft.com/office/word/2018/wordml" xmlns:w16sdtdh="http://schemas.microsoft.com/office/word/2020/wordml/sdtdatahash" xmlns:w16se="http://schemas.microsoft.com/office/word/2015/wordml/symex" xmlns:wpg="http://schemas.microsoft.com/office/word/2010/wordprocessingGroup" xmlns:wpi="http://schemas.microsoft.com/office/word/2010/wordprocessingInk" xmlns:wne="http://schemas.microsoft.com/office/word/2006/wordml" xmlns:wps="http://schemas.microsoft.com/office/word/2010/wordprocessingShape" mc:Ignorable="w14 w15 w16se w16cid w16 w16cex w16sdtdh wp14">
+  <w:p>
+    <w:pPr>
+      <w:pStyle w:val="Footer"/>
+    </w:pPr>
+    <w:r>
+      <w:rPr>
+        <w:noProof/>
+      </w:rPr>
+      <mc:AlternateContent>
+        <mc:Choice Requires="wps">
+          <w:drawing>
+            <wp:anchor distT="0" distB="0" distL="0" distR="0" simplePos="0" relativeHeight="251662336" behindDoc="0" locked="0" layoutInCell="1" allowOverlap="1" wp14:anchorId="3F1EC432" wp14:editId="0DC87D5B">
+              <wp:simplePos x="635" y="635"/>
+              <wp:positionH relativeFrom="column">
+                <wp:align>center</wp:align>
+              </wp:positionH>
+              <wp:positionV relativeFrom="paragraph">
+                <wp:posOffset>635</wp:posOffset>
+              </wp:positionV>
+              <wp:extent cx="443865" cy="443865"/>
+              <wp:effectExtent l="0" t="0" r="1905" b="16510"/>
+              <wp:wrapSquare wrapText="bothSides"/>
+              <wp:docPr id="5" name="Text Box 5" descr="Lockheed Martin Proprietary Information">
+                <a:extLst xmlns:a="http://schemas.openxmlformats.org/drawingml/2006/main">
+                  <a:ext uri="{5AE41FA2-C0FF-4470-9BD4-5FADCA87CBE2}">
+                    <aclsh:classification xmlns:aclsh="http://schemas.microsoft.com/office/drawing/2020/classificationShape" classificationOutcomeType="ftr"/>
+                  </a:ext>
+                </a:extLst>
+              </wp:docPr>
+              <wp:cNvGraphicFramePr/>
+              <a:graphic xmlns:a="http://schemas.openxmlformats.org/drawingml/2006/main">
+                <a:graphicData uri="http://schemas.microsoft.com/office/word/2010/wordprocessingShape">
+                  <wps:wsp>
+                    <wps:cNvSpPr txBox="1"/>
+                    <wps:spPr>
+                      <a:xfrm>
+                        <a:off x="0" y="0"/>
+                        <a:ext cx="443865" cy="443865"/>
+                      </a:xfrm>
+                      <a:prstGeom prst="rect">
+                        <a:avLst/>
+                      </a:prstGeom>
+                      <a:noFill/>
+                      <a:ln>
+                        <a:noFill/>
+                      </a:ln>
+                    </wps:spPr>
+                    <wps:txbx>
+                      <w:txbxContent>
+                        <w:p>
+                          <w:pPr>
+                            <w:rPr>
+                              <w:rFonts w:ascii="Calibri" w:eastAsia="Calibri" w:hAnsi="Calibri" w:cs="Calibri"/>
+                              <w:noProof/>
+                              <w:color w:val="000000"/>
+                              <w:sz w:val="20"/>
+                              <w:szCs w:val="20"/>
+                            </w:rPr>
+                          </w:pPr>
+                          <w:r>
+                            <w:rPr>
+                              <w:rFonts w:ascii="Calibri" w:eastAsia="Calibri" w:hAnsi="Calibri" w:cs="Calibri"/>
+                              <w:noProof/>
+                              <w:color w:val="000000"/>
+                              <w:sz w:val="20"/>
+                              <w:szCs w:val="20"/>
+                            </w:rPr>
+                            <w:t>Lockheed Martin Proprietary Information</w:t>
+                          </w:r>
+                        </w:p>
+                      </w:txbxContent>
+                    </wps:txbx>
+                    <wps:bodyPr rot="0" spcFirstLastPara="0" vertOverflow="overflow" horzOverflow="overflow" vert="horz" wrap="none" lIns="0" tIns="0" rIns="0" bIns="0" numCol="1" spcCol="0" rtlCol="0" fromWordArt="0" anchor="t" anchorCtr="0" forceAA="0" compatLnSpc="1">
+                      <a:prstTxWarp prst="textNoShape">
+                        <a:avLst/>
+                      </a:prstTxWarp>
+                      <a:spAutoFit/>
+                    </wps:bodyPr>
+                  </wps:wsp>
+                </a:graphicData>
+              </a:graphic>
+            </wp:anchor>
+          </w:drawing>
+        </mc:Choice>
+        <mc:Fallback>
+          <w:pict>
+            <v:shapetype w14:anchorId="3F1EC432" id="_x0000_t202" coordsize="21600,21600" o:spt="202" path="m,l,21600r21600,l21600,xe">
+              <v:stroke joinstyle="miter"/>
+              <v:path gradientshapeok="t" o:connecttype="rect"/>
+            </v:shapetype>
+            <v:shape id="Text Box 5" o:spid="_x0000_s1028" type="#_x0000_t202" alt="Lockheed Martin Proprietary Information" style="position:absolute;margin-left:0;margin-top:.05pt;width:34.95pt;height:34.95pt;z-index:251662336;visibility:visible;mso-wrap-style:none;mso-wrap-distance-left:0;mso-wrap-distance-top:0;mso-wrap-distance-right:0;mso-wrap-distance-bottom:0;mso-position-horizontal:center;mso-position-horizontal-relative:text;mso-position-vertical:absolute;mso-position-vertical-relative:text;v-text-anchor:top" o:gfxdata="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" filled="f" stroked="f">
+              <v:fill o:detectmouseclick="t"/>
+              <v:textbox style="mso-fit-shape-to-text:t" inset="0,0,0,0">
+                <w:txbxContent>
+                  <w:p>
+                    <w:pPr>
+                      <w:rPr>
+                        <w:rFonts w:ascii="Calibri" w:eastAsia="Calibri" w:hAnsi="Calibri" w:cs="Calibri"/>
+                        <w:noProof/>
+                        <w:color w:val="000000"/>
+                        <w:sz w:val="20"/>
+                        <w:szCs w:val="20"/>
+                      </w:rPr>
+                    </w:pPr>
+                    <w:r>
+                      <w:rPr>
+                        <w:rFonts w:ascii="Calibri" w:eastAsia="Calibri" w:hAnsi="Calibri" w:cs="Calibri"/>
+                        <w:noProof/>
+                        <w:color w:val="000000"/>
+                        <w:sz w:val="20"/>
+                        <w:szCs w:val="20"/>
+                      </w:rPr>
+                      <w:t>Lockheed Martin Proprietary Information</w:t>
+                    </w:r>
+                  </w:p>
+                </w:txbxContent>
+              </v:textbox>
+              <w10:wrap type="square"/>
+            </v:shape>
+          </w:pict>
+        </mc:Fallback>
+      </mc:AlternateContent>
+    </w:r>
+  </w:p>
+</w:ftr>
+</file>
+
+<file path=word/footer2.xml><?xml version="1.0" encoding="utf-8"?>
+<w:ftr xmlns:wpc="http://schemas.microsoft.com/office/word/2010/wordprocessingCanvas" xmlns:cx="http://schemas.microsoft.com/office/drawing/2014/chartex" xmlns:cx1="http://schemas.microsoft.com/office/drawing/2015/9/8/chartex" xmlns:cx2="http://schemas.microsoft.com/office/drawing/2015/10/21/chartex" xmlns:cx3="http://schemas.microsoft.com/office/drawing/2016/5/9/chartex" xmlns:cx4="http://schemas.microsoft.com/office/drawing/2016/5/10/chartex" xmlns:cx5="http://schemas.microsoft.com/office/drawing/2016/5/11/chartex" xmlns:cx6="http://schemas.microsoft.com/office/drawing/2016/5/12/chartex" xmlns:cx7="http://schemas.microsoft.com/office/drawing/2016/5/13/chartex" xmlns:cx8="http://schemas.microsoft.com/office/drawing/2016/5/14/chartex" xmlns:mc="http://schemas.openxmlformats.org/markup-compatibility/2006" xmlns:aink="http://schemas.microsoft.com/office/drawing/2016/ink" xmlns:am3d="http://schemas.microsoft.com/office/drawing/2017/model3d" xmlns:o="urn:schemas-microsoft-com:office:office" xmlns:oel="http://schemas.microsoft.com/office/2019/extlst" xmlns:r="http://schemas.openxmlformats.org/officeDocument/2006/relationships" xmlns:m="http://schemas.openxmlformats.org/officeDocument/2006/math" xmlns:v="urn:schemas-microsoft-com:vml" xmlns:wp14="http://schemas.microsoft.com/office/word/2010/wordprocessingDrawing" xmlns:wp="http://schemas.openxmlformats.org/drawingml/2006/wordprocessingDrawing" xmlns:w10="urn:schemas-microsoft-com:office:word" xmlns:w="http://schemas.openxmlformats.org/wordprocessingml/2006/main" xmlns:w14="http://schemas.microsoft.com/office/word/2010/wordml" xmlns:w15="http://schemas.microsoft.com/office/word/2012/wordml" xmlns:w16cex="http://schemas.microsoft.com/office/word/2018/wordml/cex" xmlns:w16cid="http://schemas.microsoft.com/office/word/2016/wordml/cid" xmlns:w16="http://schemas.microsoft.com/office/word/2018/wordml" xmlns:w16sdtdh="http://schemas.microsoft.com/office/word/2020/wordml/sdtdatahash" xmlns:w16se="http://schemas.microsoft.com/office/word/2015/wordml/symex" xmlns:wpg="http://schemas.microsoft.com/office/word/2010/wordprocessingGroup" xmlns:wpi="http://schemas.microsoft.com/office/word/2010/wordprocessingInk" xmlns:wne="http://schemas.microsoft.com/office/word/2006/wordml" xmlns:wps="http://schemas.microsoft.com/office/word/2010/wordprocessingShape" mc:Ignorable="w14 w15 w16se w16cid w16 w16cex w16sdtdh wp14">
+  <w:p>
+    <w:pPr>
+      <w:pStyle w:val="Footer"/>
+    </w:pPr>
+    <w:r>
+      <w:rPr>
+        <w:noProof/>
+      </w:rPr>
+      <mc:AlternateContent>
+        <mc:Choice Requires="wps">
+          <w:drawing>
+            <wp:anchor distT="0" distB="0" distL="0" distR="0" simplePos="0" relativeHeight="251663360" behindDoc="0" locked="0" layoutInCell="1" allowOverlap="1" wp14:anchorId="268E9A45" wp14:editId="3D5F2E52">
+              <wp:simplePos x="914400" y="9423779"/>
+              <wp:positionH relativeFrom="column">
+                <wp:align>center</wp:align>
+              </wp:positionH>
+              <wp:positionV relativeFrom="paragraph">
+                <wp:posOffset>635</wp:posOffset>
+              </wp:positionV>
+              <wp:extent cx="443865" cy="443865"/>
+              <wp:effectExtent l="0" t="0" r="1905" b="16510"/>
+              <wp:wrapSquare wrapText="bothSides"/>
+              <wp:docPr id="6" name="Text Box 6" descr="Lockheed Martin Proprietary Information">
+                <a:extLst xmlns:a="http://schemas.openxmlformats.org/drawingml/2006/main">
+                  <a:ext uri="{5AE41FA2-C0FF-4470-9BD4-5FADCA87CBE2}">
+                    <aclsh:classification xmlns:aclsh="http://schemas.microsoft.com/office/drawing/2020/classificationShape" classificationOutcomeType="ftr"/>
+                  </a:ext>
+                </a:extLst>
+              </wp:docPr>
+              <wp:cNvGraphicFramePr/>
+              <a:graphic xmlns:a="http://schemas.openxmlformats.org/drawingml/2006/main">
+                <a:graphicData uri="http://schemas.microsoft.com/office/word/2010/wordprocessingShape">
+                  <wps:wsp>
+                    <wps:cNvSpPr txBox="1"/>
+                    <wps:spPr>
+                      <a:xfrm>
+                        <a:off x="0" y="0"/>
+                        <a:ext cx="443865" cy="443865"/>
+                      </a:xfrm>
+                      <a:prstGeom prst="rect">
+                        <a:avLst/>
+                      </a:prstGeom>
+                      <a:noFill/>
+                      <a:ln>
+                        <a:noFill/>
+                      </a:ln>
+                    </wps:spPr>
+                    <wps:txbx>
+                      <w:txbxContent>
+                        <w:p>
+                          <w:pPr>
+                            <w:rPr>
+                              <w:rFonts w:ascii="Calibri" w:eastAsia="Calibri" w:hAnsi="Calibri" w:cs="Calibri"/>
+                              <w:noProof/>
+                              <w:color w:val="000000"/>
+                              <w:sz w:val="20"/>
+                              <w:szCs w:val="20"/>
+                            </w:rPr>
+                          </w:pPr>
+                          <w:r>
+                            <w:rPr>
+                              <w:rFonts w:ascii="Calibri" w:eastAsia="Calibri" w:hAnsi="Calibri" w:cs="Calibri"/>
+                              <w:noProof/>
+                              <w:color w:val="000000"/>
+                              <w:sz w:val="20"/>
+                              <w:szCs w:val="20"/>
+                            </w:rPr>
+                            <w:t>Lockheed Martin Proprietary Information</w:t>
+                          </w:r>
+                        </w:p>
+                      </w:txbxContent>
+                    </wps:txbx>
+                    <wps:bodyPr rot="0" spcFirstLastPara="0" vertOverflow="overflow" horzOverflow="overflow" vert="horz" wrap="none" lIns="0" tIns="0" rIns="0" bIns="0" numCol="1" spcCol="0" rtlCol="0" fromWordArt="0" anchor="t" anchorCtr="0" forceAA="0" compatLnSpc="1">
+                      <a:prstTxWarp prst="textNoShape">
+                        <a:avLst/>
+                      </a:prstTxWarp>
+                      <a:spAutoFit/>
+                    </wps:bodyPr>
+                  </wps:wsp>
+                </a:graphicData>
+              </a:graphic>
+            </wp:anchor>
+          </w:drawing>
+        </mc:Choice>
+        <mc:Fallback>
+          <w:pict>
+            <v:shapetype w14:anchorId="268E9A45" id="_x0000_t202" coordsize="21600,21600" o:spt="202" path="m,l,21600r21600,l21600,xe">
+              <v:stroke joinstyle="miter"/>
+              <v:path gradientshapeok="t" o:connecttype="rect"/>
+            </v:shapetype>
+            <v:shape id="Text Box 6" o:spid="_x0000_s1029" type="#_x0000_t202" alt="Lockheed Martin Proprietary Information" style="position:absolute;margin-left:0;margin-top:.05pt;width:34.95pt;height:34.95pt;z-index:251663360;visibility:visible;mso-wrap-style:none;mso-wrap-distance-left:0;mso-wrap-distance-top:0;mso-wrap-distance-right:0;mso-wrap-distance-bottom:0;mso-position-horizontal:center;mso-position-horizontal-relative:text;mso-position-vertical:absolute;mso-position-vertical-relative:text;v-text-anchor:top" o:gfxdata="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" filled="f" stroked="f">
+              <v:fill o:detectmouseclick="t"/>
+              <v:textbox style="mso-fit-shape-to-text:t" inset="0,0,0,0">
+                <w:txbxContent>
+                  <w:p>
+                    <w:pPr>
+                      <w:rPr>
+                        <w:rFonts w:ascii="Calibri" w:eastAsia="Calibri" w:hAnsi="Calibri" w:cs="Calibri"/>
+                        <w:noProof/>
+                        <w:color w:val="000000"/>
+                        <w:sz w:val="20"/>
+                        <w:szCs w:val="20"/>
+                      </w:rPr>
+                    </w:pPr>
+                    <w:r>
+                      <w:rPr>
+                        <w:rFonts w:ascii="Calibri" w:eastAsia="Calibri" w:hAnsi="Calibri" w:cs="Calibri"/>
+                        <w:noProof/>
+                        <w:color w:val="000000"/>
+                        <w:sz w:val="20"/>
+                        <w:szCs w:val="20"/>
+                      </w:rPr>
+                      <w:t>Lockheed Martin Proprietary Information</w:t>
+                    </w:r>
+                  </w:p>
+                </w:txbxContent>
+              </v:textbox>
+              <w10:wrap type="square"/>
+            </v:shape>
+          </w:pict>
+        </mc:Fallback>
+      </mc:AlternateContent>
+    </w:r>
+  </w:p>
+</w:ftr>
+</file>
+
+<file path=word/footer3.xml><?xml version="1.0" encoding="utf-8"?>
+<w:ftr xmlns:wpc="http://schemas.microsoft.com/office/word/2010/wordprocessingCanvas" xmlns:cx="http://schemas.microsoft.com/office/drawing/2014/chartex" xmlns:cx1="http://schemas.microsoft.com/office/drawing/2015/9/8/chartex" xmlns:cx2="http://schemas.microsoft.com/office/drawing/2015/10/21/chartex" xmlns:cx3="http://schemas.microsoft.com/office/drawing/2016/5/9/chartex" xmlns:cx4="http://schemas.microsoft.com/office/drawing/2016/5/10/chartex" xmlns:cx5="http://schemas.microsoft.com/office/drawing/2016/5/11/chartex" xmlns:cx6="http://schemas.microsoft.com/office/drawing/2016/5/12/chartex" xmlns:cx7="http://schemas.microsoft.com/office/drawing/2016/5/13/chartex" xmlns:cx8="http://schemas.microsoft.com/office/drawing/2016/5/14/chartex" xmlns:mc="http://schemas.openxmlformats.org/markup-compatibility/2006" xmlns:aink="http://schemas.microsoft.com/office/drawing/2016/ink" xmlns:am3d="http://schemas.microsoft.com/office/drawing/2017/model3d" xmlns:o="urn:schemas-microsoft-com:office:office" xmlns:oel="http://schemas.microsoft.com/office/2019/extlst" xmlns:r="http://schemas.openxmlformats.org/officeDocument/2006/relationships" xmlns:m="http://schemas.openxmlformats.org/officeDocument/2006/math" xmlns:v="urn:schemas-microsoft-com:vml" xmlns:wp14="http://schemas.microsoft.com/office/word/2010/wordprocessingDrawing" xmlns:wp="http://schemas.openxmlformats.org/drawingml/2006/wordprocessingDrawing" xmlns:w10="urn:schemas-microsoft-com:office:word" xmlns:w="http://schemas.openxmlformats.org/wordprocessingml/2006/main" xmlns:w14="http://schemas.microsoft.com/office/word/2010/wordml" xmlns:w15="http://schemas.microsoft.com/office/word/2012/wordml" xmlns:w16cex="http://schemas.microsoft.com/office/word/2018/wordml/cex" xmlns:w16cid="http://schemas.microsoft.com/office/word/2016/wordml/cid" xmlns:w16="http://schemas.microsoft.com/office/word/2018/wordml" xmlns:w16sdtdh="http://schemas.microsoft.com/office/word/2020/wordml/sdtdatahash" xmlns:w16se="http://schemas.microsoft.com/office/word/2015/wordml/symex" xmlns:wpg="http://schemas.microsoft.com/office/word/2010/wordprocessingGroup" xmlns:wpi="http://schemas.microsoft.com/office/word/2010/wordprocessingInk" xmlns:wne="http://schemas.microsoft.com/office/word/2006/wordml" xmlns:wps="http://schemas.microsoft.com/office/word/2010/wordprocessingShape" mc:Ignorable="w14 w15 w16se w16cid w16 w16cex w16sdtdh wp14">
+  <w:p>
+    <w:pPr>
+      <w:pStyle w:val="Footer"/>
+    </w:pPr>
+    <w:r>
+      <w:rPr>
+        <w:noProof/>
+      </w:rPr>
+      <mc:AlternateContent>
+        <mc:Choice Requires="wps">
+          <w:drawing>
+            <wp:anchor distT="0" distB="0" distL="0" distR="0" simplePos="0" relativeHeight="251661312" behindDoc="0" locked="0" layoutInCell="1" allowOverlap="1" wp14:anchorId="3879F404" wp14:editId="733B91E7">
+              <wp:simplePos x="635" y="635"/>
+              <wp:positionH relativeFrom="column">
+                <wp:align>center</wp:align>
+              </wp:positionH>
+              <wp:positionV relativeFrom="paragraph">
+                <wp:posOffset>635</wp:posOffset>
+              </wp:positionV>
+              <wp:extent cx="443865" cy="443865"/>
+              <wp:effectExtent l="0" t="0" r="1905" b="16510"/>
+              <wp:wrapSquare wrapText="bothSides"/>
+              <wp:docPr id="4" name="Text Box 4" descr="Lockheed Martin Proprietary Information">
+                <a:extLst xmlns:a="http://schemas.openxmlformats.org/drawingml/2006/main">
+                  <a:ext uri="{5AE41FA2-C0FF-4470-9BD4-5FADCA87CBE2}">
+                    <aclsh:classification xmlns:aclsh="http://schemas.microsoft.com/office/drawing/2020/classificationShape" classificationOutcomeType="ftr"/>
+                  </a:ext>
+                </a:extLst>
+              </wp:docPr>
+              <wp:cNvGraphicFramePr/>
+              <a:graphic xmlns:a="http://schemas.openxmlformats.org/drawingml/2006/main">
+                <a:graphicData uri="http://schemas.microsoft.com/office/word/2010/wordprocessingShape">
+                  <wps:wsp>
+                    <wps:cNvSpPr txBox="1"/>
+                    <wps:spPr>
+                      <a:xfrm>
+                        <a:off x="0" y="0"/>
+                        <a:ext cx="443865" cy="443865"/>
+                      </a:xfrm>
+                      <a:prstGeom prst="rect">
+                        <a:avLst/>
+                      </a:prstGeom>
+                      <a:noFill/>
+                      <a:ln>
+                        <a:noFill/>
+                      </a:ln>
+                    </wps:spPr>
+                    <wps:txbx>
+                      <w:txbxContent>
+                        <w:p>
+                          <w:pPr>
+                            <w:rPr>
+                              <w:rFonts w:ascii="Calibri" w:eastAsia="Calibri" w:hAnsi="Calibri" w:cs="Calibri"/>
+                              <w:noProof/>
+                              <w:color w:val="000000"/>
+                              <w:sz w:val="20"/>
+                              <w:szCs w:val="20"/>
+                            </w:rPr>
+                          </w:pPr>
+                          <w:r>
+                            <w:rPr>
+                              <w:rFonts w:ascii="Calibri" w:eastAsia="Calibri" w:hAnsi="Calibri" w:cs="Calibri"/>
+                              <w:noProof/>
+                              <w:color w:val="000000"/>
+                              <w:sz w:val="20"/>
+                              <w:szCs w:val="20"/>
+                            </w:rPr>
+                            <w:t>Lockheed Martin Proprietary Information</w:t>
+                          </w:r>
+                        </w:p>
+                      </w:txbxContent>
+                    </wps:txbx>
+                    <wps:bodyPr rot="0" spcFirstLastPara="0" vertOverflow="overflow" horzOverflow="overflow" vert="horz" wrap="none" lIns="0" tIns="0" rIns="0" bIns="0" numCol="1" spcCol="0" rtlCol="0" fromWordArt="0" anchor="t" anchorCtr="0" forceAA="0" compatLnSpc="1">
+                      <a:prstTxWarp prst="textNoShape">
+                        <a:avLst/>
+                      </a:prstTxWarp>
+                      <a:spAutoFit/>
+                    </wps:bodyPr>
+                  </wps:wsp>
+                </a:graphicData>
+              </a:graphic>
+            </wp:anchor>
+          </w:drawing>
+        </mc:Choice>
+        <mc:Fallback>
+          <w:pict>
+            <v:shapetype w14:anchorId="3879F404" id="_x0000_t202" coordsize="21600,21600" o:spt="202" path="m,l,21600r21600,l21600,xe">
+              <v:stroke joinstyle="miter"/>
+              <v:path gradientshapeok="t" o:connecttype="rect"/>
+            </v:shapetype>
+            <v:shape id="Text Box 4" o:spid="_x0000_s1031" type="#_x0000_t202" alt="Lockheed Martin Proprietary Information" style="position:absolute;margin-left:0;margin-top:.05pt;width:34.95pt;height:34.95pt;z-index:251661312;visibility:visible;mso-wrap-style:none;mso-wrap-distance-left:0;mso-wrap-distance-top:0;mso-wrap-distance-right:0;mso-wrap-distance-bottom:0;mso-position-horizontal:center;mso-position-horizontal-relative:text;mso-position-vertical:absolute;mso-position-vertical-relative:text;v-text-anchor:top" o:gfxdata="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" filled="f" stroked="f">
+              <v:fill o:detectmouseclick="t"/>
+              <v:textbox style="mso-fit-shape-to-text:t" inset="0,0,0,0">
+                <w:txbxContent>
+                  <w:p>
+                    <w:pPr>
+                      <w:rPr>
+                        <w:rFonts w:ascii="Calibri" w:eastAsia="Calibri" w:hAnsi="Calibri" w:cs="Calibri"/>
+                        <w:noProof/>
+                        <w:color w:val="000000"/>
+                        <w:sz w:val="20"/>
+                        <w:szCs w:val="20"/>
+                      </w:rPr>
+                    </w:pPr>
+                    <w:r>
+                      <w:rPr>
+                        <w:rFonts w:ascii="Calibri" w:eastAsia="Calibri" w:hAnsi="Calibri" w:cs="Calibri"/>
+                        <w:noProof/>
+                        <w:color w:val="000000"/>
+                        <w:sz w:val="20"/>
+                        <w:szCs w:val="20"/>
+                      </w:rPr>
+                      <w:t>Lockheed Martin Proprietary Information</w:t>
+                    </w:r>
+                  </w:p>
+                </w:txbxContent>
+              </v:textbox>
+              <w10:wrap type="square"/>
+            </v:shape>
+          </w:pict>
+        </mc:Fallback>
+      </mc:AlternateContent>
+    </w:r>
+  </w:p>
+</w:ftr>
+</file>
+
+<file path=word/footnotes.xml><?xml version="1.0" encoding="utf-8"?>
+<w:footnotes xmlns:wpc="http://schemas.microsoft.com/office/word/2010/wordprocessingCanvas" xmlns:cx="http://schemas.microsoft.com/office/drawing/2014/chartex" xmlns:cx1="http://schemas.microsoft.com/office/drawing/2015/9/8/chartex" xmlns:cx2="http://schemas.microsoft.com/office/drawing/2015/10/21/chartex" xmlns:cx3="http://schemas.microsoft.com/office/drawing/2016/5/9/chartex" xmlns:cx4="http://schemas.microsoft.com/office/drawing/2016/5/10/chartex" xmlns:cx5="http://schemas.microsoft.com/office/drawing/2016/5/11/chartex" xmlns:cx6="http://schemas.microsoft.com/office/drawing/2016/5/12/chartex" xmlns:cx7="http://schemas.microsoft.com/office/drawing/2016/5/13/chartex" xmlns:cx8="http://schemas.microsoft.com/office/drawing/2016/5/14/chartex" xmlns:mc="http://schemas.openxmlformats.org/markup-compatibility/2006" xmlns:aink="http://schemas.microsoft.com/office/drawing/2016/ink" xmlns:am3d="http://schemas.microsoft.com/office/drawing/2017/model3d" xmlns:o="urn:schemas-microsoft-com:office:office" xmlns:oel="http://schemas.microsoft.com/office/2019/extlst" xmlns:r="http://schemas.openxmlformats.org/officeDocument/2006/relationships" xmlns:m="http://schemas.openxmlformats.org/officeDocument/2006/math" xmlns:v="urn:schemas-microsoft-com:vml" xmlns:wp14="http://schemas.microsoft.com/office/word/2010/wordprocessingDrawing" xmlns:wp="http://schemas.openxmlformats.org/drawingml/2006/wordprocessingDrawing" xmlns:w10="urn:schemas-microsoft-com:office:word" xmlns:w="http://schemas.openxmlformats.org/wordprocessingml/2006/main" xmlns:w14="http://schemas.microsoft.com/office/word/2010/wordml" xmlns:w15="http://schemas.microsoft.com/office/word/2012/wordml" xmlns:w16cex="http://schemas.microsoft.com/office/word/2018/wordml/cex" xmlns:w16cid="http://schemas.microsoft.com/office/word/2016/wordml/cid" xmlns:w16="http://schemas.microsoft.com/office/word/2018/wordml" xmlns:w16sdtdh="http://schemas.microsoft.com/office/word/2020/wordml/sdtdatahash" xmlns:w16se="http://schemas.microsoft.com/office/word/2015/wordml/symex" xmlns:wpg="http://schemas.microsoft.com/office/word/2010/wordprocessingGroup" xmlns:wpi="http://schemas.microsoft.com/office/word/2010/wordprocessingInk" xmlns:wne="http://schemas.microsoft.com/office/word/2006/wordml" xmlns:wps="http://schemas.microsoft.com/office/word/2010/wordprocessingShape" mc:Ignorable="w14 w15 w16se w16cid w16 w16cex w16sdtdh wp14">
+  <w:footnote w:type="separator" w:id="-1">
+    <w:p>
+      <w:r>
+        <w:separator/>
+      </w:r>
+    </w:p>
+  </w:footnote>
+  <w:footnote w:type="continuationSeparator" w:id="0">
+    <w:p>
+      <w:r>
+        <w:continuationSeparator/>
+      </w:r>
+    </w:p>
+  </w:footnote>
+</w:footnotes>
+</file>
+
+<file path=word/header1.xml><?xml version="1.0" encoding="utf-8"?>
+<w:hdr xmlns:wpc="http://schemas.microsoft.com/office/word/2010/wordprocessingCanvas" xmlns:cx="http://schemas.microsoft.com/office/drawing/2014/chartex" xmlns:cx1="http://schemas.microsoft.com/office/drawing/2015/9/8/chartex" xmlns:cx2="http://schemas.microsoft.com/office/drawing/2015/10/21/chartex" xmlns:cx3="http://schemas.microsoft.com/office/drawing/2016/5/9/chartex" xmlns:cx4="http://schemas.microsoft.com/office/drawing/2016/5/10/chartex" xmlns:cx5="http://schemas.microsoft.com/office/drawing/2016/5/11/chartex" xmlns:cx6="http://schemas.microsoft.com/office/drawing/2016/5/12/chartex" xmlns:cx7="http://schemas.microsoft.com/office/drawing/2016/5/13/chartex" xmlns:cx8="http://schemas.microsoft.com/office/drawing/2016/5/14/chartex" xmlns:mc="http://schemas.openxmlformats.org/markup-compatibility/2006" xmlns:aink="http://schemas.microsoft.com/office/drawing/2016/ink" xmlns:am3d="http://schemas.microsoft.com/office/drawing/2017/model3d" xmlns:o="urn:schemas-microsoft-com:office:office" xmlns:oel="http://schemas.microsoft.com/office/2019/extlst" xmlns:r="http://schemas.openxmlformats.org/officeDocument/2006/relationships" xmlns:m="http://schemas.openxmlformats.org/officeDocument/2006/math" xmlns:v="urn:schemas-microsoft-com:vml" xmlns:wp14="http://schemas.microsoft.com/office/word/2010/wordprocessingDrawing" xmlns:wp="http://schemas.openxmlformats.org/drawingml/2006/wordprocessingDrawing" xmlns:w10="urn:schemas-microsoft-com:office:word" xmlns:w="http://schemas.openxmlformats.org/wordprocessingml/2006/main" xmlns:w14="http://schemas.microsoft.com/office/word/2010/wordml" xmlns:w15="http://schemas.microsoft.com/office/word/2012/wordml" xmlns:w16cex="http://schemas.microsoft.com/office/word/2018/wordml/cex" xmlns:w16cid="http://schemas.microsoft.com/office/word/2016/wordml/cid" xmlns:w16="http://schemas.microsoft.com/office/word/2018/wordml" xmlns:w16sdtdh="http://schemas.microsoft.com/office/word/2020/wordml/sdtdatahash" xmlns:w16se="http://schemas.microsoft.com/office/word/2015/wordml/symex" xmlns:wpg="http://schemas.microsoft.com/office/word/2010/wordprocessingGroup" xmlns:wpi="http://schemas.microsoft.com/office/word/2010/wordprocessingInk" xmlns:wne="http://schemas.microsoft.com/office/word/2006/wordml" xmlns:wps="http://schemas.microsoft.com/office/word/2010/wordprocessingShape" mc:Ignorable="w14 w15 w16se w16cid w16 w16cex w16sdtdh wp14">
+  <w:p>
+    <w:pPr>
+      <w:pStyle w:val="Header"/>
+    </w:pPr>
+    <w:r>
+      <w:rPr>
+        <w:noProof/>
+      </w:rPr>
+      <mc:AlternateContent>
+        <mc:Choice Requires="wps">
+          <w:drawing>
+            <wp:anchor distT="0" distB="0" distL="0" distR="0" simplePos="0" relativeHeight="251659264" behindDoc="0" locked="0" layoutInCell="1" allowOverlap="1" wp14:anchorId="5B6E8DE6" wp14:editId="5C083401">
+              <wp:simplePos x="635" y="635"/>
+              <wp:positionH relativeFrom="column">
+                <wp:align>center</wp:align>
+              </wp:positionH>
+              <wp:positionV relativeFrom="paragraph">
+                <wp:posOffset>635</wp:posOffset>
+              </wp:positionV>
+              <wp:extent cx="443865" cy="443865"/>
+              <wp:effectExtent l="0" t="0" r="1905" b="16510"/>
+              <wp:wrapSquare wrapText="bothSides"/>
+              <wp:docPr id="2" name="Text Box 2" descr="Lockheed Martin Proprietary Information">
+                <a:extLst xmlns:a="http://schemas.openxmlformats.org/drawingml/2006/main">
+                  <a:ext uri="{5AE41FA2-C0FF-4470-9BD4-5FADCA87CBE2}">
+                    <aclsh:classification xmlns:aclsh="http://schemas.microsoft.com/office/drawing/2020/classificationShape" classificationOutcomeType="hdr"/>
+                  </a:ext>
+                </a:extLst>
+              </wp:docPr>
+              <wp:cNvGraphicFramePr/>
+              <a:graphic xmlns:a="http://schemas.openxmlformats.org/drawingml/2006/main">
+                <a:graphicData uri="http://schemas.microsoft.com/office/word/2010/wordprocessingShape">
+                  <wps:wsp>
+                    <wps:cNvSpPr txBox="1"/>
+                    <wps:spPr>
+                      <a:xfrm>
+                        <a:off x="0" y="0"/>
+                        <a:ext cx="443865" cy="443865"/>
+                      </a:xfrm>
+                      <a:prstGeom prst="rect">
+                        <a:avLst/>
+                      </a:prstGeom>
+                      <a:noFill/>
+                      <a:ln>
+                        <a:noFill/>
+                      </a:ln>
+                    </wps:spPr>
+                    <wps:txbx>
+                      <w:txbxContent>
+                        <w:p>
+                          <w:pPr>
+                            <w:rPr>
+                              <w:rFonts w:ascii="Calibri" w:eastAsia="Calibri" w:hAnsi="Calibri" w:cs="Calibri"/>
+                              <w:noProof/>
+                              <w:color w:val="000000"/>
+                              <w:sz w:val="20"/>
+                              <w:szCs w:val="20"/>
+                            </w:rPr>
+                          </w:pPr>
+                          <w:r>
+                            <w:rPr>
+                              <w:rFonts w:ascii="Calibri" w:eastAsia="Calibri" w:hAnsi="Calibri" w:cs="Calibri"/>
+                              <w:noProof/>
+                              <w:color w:val="000000"/>
+                              <w:sz w:val="20"/>
+                              <w:szCs w:val="20"/>
+                            </w:rPr>
+                            <w:t>Lockheed Martin Proprietary Information</w:t>
+                          </w:r>
+                        </w:p>
+                      </w:txbxContent>
+                    </wps:txbx>
+                    <wps:bodyPr rot="0" spcFirstLastPara="0" vertOverflow="overflow" horzOverflow="overflow" vert="horz" wrap="none" lIns="0" tIns="0" rIns="0" bIns="0" numCol="1" spcCol="0" rtlCol="0" fromWordArt="0" anchor="t" anchorCtr="0" forceAA="0" compatLnSpc="1">
+                      <a:prstTxWarp prst="textNoShape">
+                        <a:avLst/>
+                      </a:prstTxWarp>
+                      <a:spAutoFit/>
+                    </wps:bodyPr>
+                  </wps:wsp>
+                </a:graphicData>
+              </a:graphic>
+            </wp:anchor>
+          </w:drawing>
+        </mc:Choice>
+        <mc:Fallback>
+          <w:pict>
+            <v:shapetype w14:anchorId="5B6E8DE6" id="_x0000_t202" coordsize="21600,21600" o:spt="202" path="m,l,21600r21600,l21600,xe">
+              <v:stroke joinstyle="miter"/>
+              <v:path gradientshapeok="t" o:connecttype="rect"/>
+            </v:shapetype>
+            <v:shape id="Text Box 2" o:spid="_x0000_s1026" type="#_x0000_t202" alt="Lockheed Martin Proprietary Information" style="position:absolute;margin-left:0;margin-top:.05pt;width:34.95pt;height:34.95pt;z-index:251659264;visibility:visible;mso-wrap-style:none;mso-wrap-distance-left:0;mso-wrap-distance-top:0;mso-wrap-distance-right:0;mso-wrap-distance-bottom:0;mso-position-horizontal:center;mso-position-horizontal-relative:text;mso-position-vertical:absolute;mso-position-vertical-relative:text;v-text-anchor:top" o:gfxdata="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" filled="f" stroked="f">
+              <v:fill o:detectmouseclick="t"/>
+              <v:textbox style="mso-fit-shape-to-text:t" inset="0,0,0,0">
+                <w:txbxContent>
+                  <w:p>
+                    <w:pPr>
+                      <w:rPr>
+                        <w:rFonts w:ascii="Calibri" w:eastAsia="Calibri" w:hAnsi="Calibri" w:cs="Calibri"/>
+                        <w:noProof/>
+                        <w:color w:val="000000"/>
+                        <w:sz w:val="20"/>
+                        <w:szCs w:val="20"/>
+                      </w:rPr>
+                    </w:pPr>
+                    <w:r>
+                      <w:rPr>
+                        <w:rFonts w:ascii="Calibri" w:eastAsia="Calibri" w:hAnsi="Calibri" w:cs="Calibri"/>
+                        <w:noProof/>
+                        <w:color w:val="000000"/>
+                        <w:sz w:val="20"/>
+                        <w:szCs w:val="20"/>
+                      </w:rPr>
+                      <w:t>Lockheed Martin Proprietary Information</w:t>
+                    </w:r>
+                  </w:p>
+                </w:txbxContent>
+              </v:textbox>
+              <w10:wrap type="square"/>
+            </v:shape>
+          </w:pict>
+        </mc:Fallback>
+      </mc:AlternateContent>
+    </w:r>
+  </w:p>
+</w:hdr>
+</file>
+
+<file path=word/header2.xml><?xml version="1.0" encoding="utf-8"?>
+<w:hdr xmlns:wpc="http://schemas.microsoft.com/office/word/2010/wordprocessingCanvas" xmlns:cx="http://schemas.microsoft.com/office/drawing/2014/chartex" xmlns:cx1="http://schemas.microsoft.com/office/drawing/2015/9/8/chartex" xmlns:cx2="http://schemas.microsoft.com/office/drawing/2015/10/21/chartex" xmlns:cx3="http://schemas.microsoft.com/office/drawing/2016/5/9/chartex" xmlns:cx4="http://schemas.microsoft.com/office/drawing/2016/5/10/chartex" xmlns:cx5="http://schemas.microsoft.com/office/drawing/2016/5/11/chartex" xmlns:cx6="http://schemas.microsoft.com/office/drawing/2016/5/12/chartex" xmlns:cx7="http://schemas.microsoft.com/office/drawing/2016/5/13/chartex" xmlns:cx8="http://schemas.microsoft.com/office/drawing/2016/5/14/chartex" xmlns:mc="http://schemas.openxmlformats.org/markup-compatibility/2006" xmlns:aink="http://schemas.microsoft.com/office/drawing/2016/ink" xmlns:am3d="http://schemas.microsoft.com/office/drawing/2017/model3d" xmlns:o="urn:schemas-microsoft-com:office:office" xmlns:oel="http://schemas.microsoft.com/office/2019/extlst" xmlns:r="http://schemas.openxmlformats.org/officeDocument/2006/relationships" xmlns:m="http://schemas.openxmlformats.org/officeDocument/2006/math" xmlns:v="urn:schemas-microsoft-com:vml" xmlns:wp14="http://schemas.microsoft.com/office/word/2010/wordprocessingDrawing" xmlns:wp="http://schemas.openxmlformats.org/drawingml/2006/wordprocessingDrawing" xmlns:w10="urn:schemas-microsoft-com:office:word" xmlns:w="http://schemas.openxmlformats.org/wordprocessingml/2006/main" xmlns:w14="http://schemas.microsoft.com/office/word/2010/wordml" xmlns:w15="http://schemas.microsoft.com/office/word/2012/wordml" xmlns:w16cex="http://schemas.microsoft.com/office/word/2018/wordml/cex" xmlns:w16cid="http://schemas.microsoft.com/office/word/2016/wordml/cid" xmlns:w16="http://schemas.microsoft.com/office/word/2018/wordml" xmlns:w16sdtdh="http://schemas.microsoft.com/office/word/2020/wordml/sdtdatahash" xmlns:w16se="http://schemas.microsoft.com/office/word/2015/wordml/symex" xmlns:wpg="http://schemas.microsoft.com/office/word/2010/wordprocessingGroup" xmlns:wpi="http://schemas.microsoft.com/office/word/2010/wordprocessingInk" xmlns:wne="http://schemas.microsoft.com/office/word/2006/wordml" xmlns:wps="http://schemas.microsoft.com/office/word/2010/wordprocessingShape" mc:Ignorable="w14 w15 w16se w16cid w16 w16cex w16sdtdh wp14">
+  <w:p>
+    <w:pPr>
+      <w:pStyle w:val="Header"/>
+    </w:pPr>
+    <w:r>
+      <w:rPr>
+        <w:noProof/>
+      </w:rPr>
+      <mc:AlternateContent>
+        <mc:Choice Requires="wps">
+          <w:drawing>
+            <wp:anchor distT="0" distB="0" distL="0" distR="0" simplePos="0" relativeHeight="251660288" behindDoc="0" locked="0" layoutInCell="1" allowOverlap="1" wp14:anchorId="281CFE34" wp14:editId="6F7D7B88">
+              <wp:simplePos x="914400" y="457200"/>
+              <wp:positionH relativeFrom="column">
+                <wp:align>center</wp:align>
+              </wp:positionH>
+              <wp:positionV relativeFrom="paragraph">
+                <wp:posOffset>635</wp:posOffset>
+              </wp:positionV>
+              <wp:extent cx="443865" cy="443865"/>
+              <wp:effectExtent l="0" t="0" r="1905" b="16510"/>
+              <wp:wrapSquare wrapText="bothSides"/>
+              <wp:docPr id="3" name="Text Box 3" descr="Lockheed Martin Proprietary Information">
+                <a:extLst xmlns:a="http://schemas.openxmlformats.org/drawingml/2006/main">
+                  <a:ext uri="{5AE41FA2-C0FF-4470-9BD4-5FADCA87CBE2}">
+                    <aclsh:classification xmlns:aclsh="http://schemas.microsoft.com/office/drawing/2020/classificationShape" classificationOutcomeType="hdr"/>
+                  </a:ext>
+                </a:extLst>
+              </wp:docPr>
+              <wp:cNvGraphicFramePr/>
+              <a:graphic xmlns:a="http://schemas.openxmlformats.org/drawingml/2006/main">
+                <a:graphicData uri="http://schemas.microsoft.com/office/word/2010/wordprocessingShape">
+                  <wps:wsp>
+                    <wps:cNvSpPr txBox="1"/>
+                    <wps:spPr>
+                      <a:xfrm>
+                        <a:off x="0" y="0"/>
+                        <a:ext cx="443865" cy="443865"/>
+                      </a:xfrm>
+                      <a:prstGeom prst="rect">
+                        <a:avLst/>
+                      </a:prstGeom>
+                      <a:noFill/>
+                      <a:ln>
+                        <a:noFill/>
+                      </a:ln>
+                    </wps:spPr>
+                    <wps:txbx>
+                      <w:txbxContent>
+                        <w:p>
+                          <w:pPr>
+                            <w:rPr>
+                              <w:rFonts w:ascii="Calibri" w:eastAsia="Calibri" w:hAnsi="Calibri" w:cs="Calibri"/>
+                              <w:noProof/>
+                              <w:color w:val="000000"/>
+                              <w:sz w:val="20"/>
+                              <w:szCs w:val="20"/>
+                            </w:rPr>
+                          </w:pPr>
+                          <w:r>
+                            <w:rPr>
+                              <w:rFonts w:ascii="Calibri" w:eastAsia="Calibri" w:hAnsi="Calibri" w:cs="Calibri"/>
+                              <w:noProof/>
+                              <w:color w:val="000000"/>
+                              <w:sz w:val="20"/>
+                              <w:szCs w:val="20"/>
+                            </w:rPr>
+                            <w:t>Lockheed Martin Proprietary Information</w:t>
+                          </w:r>
+                        </w:p>
+                      </w:txbxContent>
+                    </wps:txbx>
+                    <wps:bodyPr rot="0" spcFirstLastPara="0" vertOverflow="overflow" horzOverflow="overflow" vert="horz" wrap="none" lIns="0" tIns="0" rIns="0" bIns="0" numCol="1" spcCol="0" rtlCol="0" fromWordArt="0" anchor="t" anchorCtr="0" forceAA="0" compatLnSpc="1">
+                      <a:prstTxWarp prst="textNoShape">
+                        <a:avLst/>
+                      </a:prstTxWarp>
+                      <a:spAutoFit/>
+                    </wps:bodyPr>
+                  </wps:wsp>
+                </a:graphicData>
+              </a:graphic>
+            </wp:anchor>
+          </w:drawing>
+        </mc:Choice>
+        <mc:Fallback>
+          <w:pict>
+            <v:shapetype w14:anchorId="281CFE34" id="_x0000_t202" coordsize="21600,21600" o:spt="202" path="m,l,21600r21600,l21600,xe">
+              <v:stroke joinstyle="miter"/>
+              <v:path gradientshapeok="t" o:connecttype="rect"/>
+            </v:shapetype>
+            <v:shape id="Text Box 3" o:spid="_x0000_s1027" type="#_x0000_t202" alt="Lockheed Martin Proprietary Information" style="position:absolute;margin-left:0;margin-top:.05pt;width:34.95pt;height:34.95pt;z-index:251660288;visibility:visible;mso-wrap-style:none;mso-wrap-distance-left:0;mso-wrap-distance-top:0;mso-wrap-distance-right:0;mso-wrap-distance-bottom:0;mso-position-horizontal:center;mso-position-horizontal-relative:text;mso-position-vertical:absolute;mso-position-vertical-relative:text;v-text-anchor:top" o:gfxdata="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" filled="f" stroked="f">
+              <v:fill o:detectmouseclick="t"/>
+              <v:textbox style="mso-fit-shape-to-text:t" inset="0,0,0,0">
+                <w:txbxContent>
+                  <w:p>
+                    <w:pPr>
+                      <w:rPr>
+                        <w:rFonts w:ascii="Calibri" w:eastAsia="Calibri" w:hAnsi="Calibri" w:cs="Calibri"/>
+                        <w:noProof/>
+                        <w:color w:val="000000"/>
+                        <w:sz w:val="20"/>
+                        <w:szCs w:val="20"/>
+                      </w:rPr>
+                    </w:pPr>
+                    <w:r>
+                      <w:rPr>
+                        <w:rFonts w:ascii="Calibri" w:eastAsia="Calibri" w:hAnsi="Calibri" w:cs="Calibri"/>
+                        <w:noProof/>
+                        <w:color w:val="000000"/>
+                        <w:sz w:val="20"/>
+                        <w:szCs w:val="20"/>
+                      </w:rPr>
+                      <w:t>Lockheed Martin Proprietary Information</w:t>
+                    </w:r>
+                  </w:p>
+                </w:txbxContent>
+              </v:textbox>
+              <w10:wrap type="square"/>
+            </v:shape>
+          </w:pict>
+        </mc:Fallback>
+      </mc:AlternateContent>
+    </w:r>
+  </w:p>
+</w:hdr>
+</file>
+
+<file path=word/header3.xml><?xml version="1.0" encoding="utf-8"?>
+<w:hdr xmlns:wpc="http://schemas.microsoft.com/office/word/2010/wordprocessingCanvas" xmlns:cx="http://schemas.microsoft.com/office/drawing/2014/chartex" xmlns:cx1="http://schemas.microsoft.com/office/drawing/2015/9/8/chartex" xmlns:cx2="http://schemas.microsoft.com/office/drawing/2015/10/21/chartex" xmlns:cx3="http://schemas.microsoft.com/office/drawing/2016/5/9/chartex" xmlns:cx4="http://schemas.microsoft.com/office/drawing/2016/5/10/chartex" xmlns:cx5="http://schemas.microsoft.com/office/drawing/2016/5/11/chartex" xmlns:cx6="http://schemas.microsoft.com/office/drawing/2016/5/12/chartex" xmlns:cx7="http://schemas.microsoft.com/office/drawing/2016/5/13/chartex" xmlns:cx8="http://schemas.microsoft.com/office/drawing/2016/5/14/chartex" xmlns:mc="http://schemas.openxmlformats.org/markup-compatibility/2006" xmlns:aink="http://schemas.microsoft.com/office/drawing/2016/ink" xmlns:am3d="http://schemas.microsoft.com/office/drawing/2017/model3d" xmlns:o="urn:schemas-microsoft-com:office:office" xmlns:oel="http://schemas.microsoft.com/office/2019/extlst" xmlns:r="http://schemas.openxmlformats.org/officeDocument/2006/relationships" xmlns:m="http://schemas.openxmlformats.org/officeDocument/2006/math" xmlns:v="urn:schemas-microsoft-com:vml" xmlns:wp14="http://schemas.microsoft.com/office/word/2010/wordprocessingDrawing" xmlns:wp="http://schemas.openxmlformats.org/drawingml/2006/wordprocessingDrawing" xmlns:w10="urn:schemas-microsoft-com:office:word" xmlns:w="http://schemas.openxmlformats.org/wordprocessingml/2006/main" xmlns:w14="http://schemas.microsoft.com/office/word/2010/wordml" xmlns:w15="http://schemas.microsoft.com/office/word/2012/wordml" xmlns:w16cex="http://schemas.microsoft.com/office/word/2018/wordml/cex" xmlns:w16cid="http://schemas.microsoft.com/office/word/2016/wordml/cid" xmlns:w16="http://schemas.microsoft.com/office/word/2018/wordml" xmlns:w16sdtdh="http://schemas.microsoft.com/office/word/2020/wordml/sdtdatahash" xmlns:w16se="http://schemas.microsoft.com/office/word/2015/wordml/symex" xmlns:wpg="http://schemas.microsoft.com/office/word/2010/wordprocessingGroup" xmlns:wpi="http://schemas.microsoft.com/office/word/2010/wordprocessingInk" xmlns:wne="http://schemas.microsoft.com/office/word/2006/wordml" xmlns:wps="http://schemas.microsoft.com/office/word/2010/wordprocessingShape" mc:Ignorable="w14 w15 w16se w16cid w16 w16cex w16sdtdh wp14">
+  <w:p>
+    <w:pPr>
+      <w:pStyle w:val="Header"/>
+    </w:pPr>
+    <w:r>
+      <w:rPr>
+        <w:noProof/>
+      </w:rPr>
+      <mc:AlternateContent>
+        <mc:Choice Requires="wps">
+          <w:drawing>
+            <wp:anchor distT="0" distB="0" distL="0" distR="0" simplePos="0" relativeHeight="251658240" behindDoc="0" locked="0" layoutInCell="1" allowOverlap="1" wp14:anchorId="7CC38965" wp14:editId="1759EACB">
+              <wp:simplePos x="635" y="635"/>
+              <wp:positionH relativeFrom="column">
+                <wp:align>center</wp:align>
+              </wp:positionH>
+              <wp:positionV relativeFrom="paragraph">
+                <wp:posOffset>635</wp:posOffset>
+              </wp:positionV>
+              <wp:extent cx="443865" cy="443865"/>
+              <wp:effectExtent l="0" t="0" r="1905" b="16510"/>
+              <wp:wrapSquare wrapText="bothSides"/>
+              <wp:docPr id="1" name="Text Box 1" descr="Lockheed Martin Proprietary Information">
+                <a:extLst xmlns:a="http://schemas.openxmlformats.org/drawingml/2006/main">
+                  <a:ext uri="{5AE41FA2-C0FF-4470-9BD4-5FADCA87CBE2}">
+                    <aclsh:classification xmlns:aclsh="http://schemas.microsoft.com/office/drawing/2020/classificationShape" classificationOutcomeType="hdr"/>
+                  </a:ext>
+                </a:extLst>
+              </wp:docPr>
+              <wp:cNvGraphicFramePr/>
+              <a:graphic xmlns:a="http://schemas.openxmlformats.org/drawingml/2006/main">
+                <a:graphicData uri="http://schemas.microsoft.com/office/word/2010/wordprocessingShape">
+                  <wps:wsp>
+                    <wps:cNvSpPr txBox="1"/>
+                    <wps:spPr>
+                      <a:xfrm>
+                        <a:off x="0" y="0"/>
+                        <a:ext cx="443865" cy="443865"/>
+                      </a:xfrm>
+                      <a:prstGeom prst="rect">
+                        <a:avLst/>
+                      </a:prstGeom>
+                      <a:noFill/>
+                      <a:ln>
+                        <a:noFill/>
+                      </a:ln>
+                    </wps:spPr>
+                    <wps:txbx>
+                      <w:txbxContent>
+                        <w:p>
+                          <w:pPr>
+                            <w:rPr>
+                              <w:rFonts w:ascii="Calibri" w:eastAsia="Calibri" w:hAnsi="Calibri" w:cs="Calibri"/>
+                              <w:noProof/>
+                              <w:color w:val="000000"/>
+                              <w:sz w:val="20"/>
+                              <w:szCs w:val="20"/>
+                            </w:rPr>
+                          </w:pPr>
+                          <w:r>
+                            <w:rPr>
+                              <w:rFonts w:ascii="Calibri" w:eastAsia="Calibri" w:hAnsi="Calibri" w:cs="Calibri"/>
+                              <w:noProof/>
+                              <w:color w:val="000000"/>
+                              <w:sz w:val="20"/>
+                              <w:szCs w:val="20"/>
+                            </w:rPr>
+                            <w:t>Lockheed Martin Proprietary Information</w:t>
+                          </w:r>
+                        </w:p>
+                      </w:txbxContent>
+                    </wps:txbx>
+                    <wps:bodyPr rot="0" spcFirstLastPara="0" vertOverflow="overflow" horzOverflow="overflow" vert="horz" wrap="none" lIns="0" tIns="0" rIns="0" bIns="0" numCol="1" spcCol="0" rtlCol="0" fromWordArt="0" anchor="t" anchorCtr="0" forceAA="0" compatLnSpc="1">
+                      <a:prstTxWarp prst="textNoShape">
+                        <a:avLst/>
+                      </a:prstTxWarp>
+                      <a:spAutoFit/>
+                    </wps:bodyPr>
+                  </wps:wsp>
+                </a:graphicData>
+              </a:graphic>
+            </wp:anchor>
+          </w:drawing>
+        </mc:Choice>
+        <mc:Fallback>
+          <w:pict>
+            <v:shapetype w14:anchorId="7CC38965" id="_x0000_t202" coordsize="21600,21600" o:spt="202" path="m,l,21600r21600,l21600,xe">
+              <v:stroke joinstyle="miter"/>
+              <v:path gradientshapeok="t" o:connecttype="rect"/>
+            </v:shapetype>
+            <v:shape id="Text Box 1" o:spid="_x0000_s1030" type="#_x0000_t202" alt="Lockheed Martin Proprietary Information" style="position:absolute;margin-left:0;margin-top:.05pt;width:34.95pt;height:34.95pt;z-index:251658240;visibility:visible;mso-wrap-style:none;mso-wrap-distance-left:0;mso-wrap-distance-top:0;mso-wrap-distance-right:0;mso-wrap-distance-bottom:0;mso-position-horizontal:center;mso-position-horizontal-relative:text;mso-position-vertical:absolute;mso-position-vertical-relative:text;v-text-anchor:top" o:gfxdata="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" filled="f" stroked="f">
+              <v:fill o:detectmouseclick="t"/>
+              <v:textbox style="mso-fit-shape-to-text:t" inset="0,0,0,0">
+                <w:txbxContent>
+                  <w:p>
+                    <w:pPr>
+                      <w:rPr>
+                        <w:rFonts w:ascii="Calibri" w:eastAsia="Calibri" w:hAnsi="Calibri" w:cs="Calibri"/>
+                        <w:noProof/>
+                        <w:color w:val="000000"/>
+                        <w:sz w:val="20"/>
+                        <w:szCs w:val="20"/>
+                      </w:rPr>
+                    </w:pPr>
+                    <w:r>
+                      <w:rPr>
+                        <w:rFonts w:ascii="Calibri" w:eastAsia="Calibri" w:hAnsi="Calibri" w:cs="Calibri"/>
+                        <w:noProof/>
+                        <w:color w:val="000000"/>
+                        <w:sz w:val="20"/>
+                        <w:szCs w:val="20"/>
+                      </w:rPr>
+                      <w:t>Lockheed Martin Proprietary Information</w:t>
+                    </w:r>
+                  </w:p>
+                </w:txbxContent>
+              </v:textbox>
+              <w10:wrap type="square"/>
+            </v:shape>
+          </w:pict>
+        </mc:Fallback>
+      </mc:AlternateContent>
+    </w:r>
+  </w:p>
+</w:hdr>
+</file>
+
 <file path=word/numbering.xml><?xml version="1.0" encoding="utf-8"?>
-<w:numbering xmlns:wpc="http://schemas.microsoft.com/office/word/2010/wordprocessingCanvas" xmlns:mc="http://schemas.openxmlformats.org/markup-compatibility/2006" xmlns:o="urn:schemas-microsoft-com:office:office" xmlns:r="http://schemas.openxmlformats.org/officeDocument/2006/relationships" xmlns:m="http://schemas.openxmlformats.org/officeDocument/2006/math" xmlns:v="urn:schemas-microsoft-com:vml" xmlns:wp14="http://schemas.microsoft.com/office/word/2010/wordprocessingDrawing" xmlns:wp="http://schemas.openxmlformats.org/drawingml/2006/wordprocessingDrawing" xmlns:w10="urn:schemas-microsoft-com:office:word" xmlns:w="http://schemas.openxmlformats.org/wordprocessingml/2006/main" xmlns:w14="http://schemas.microsoft.com/office/word/2010/wordml" xmlns:w15="http://schemas.microsoft.com/office/word/2012/wordml" xmlns:wpg="http://schemas.microsoft.com/office/word/2010/wordprocessingGroup" xmlns:wpi="http://schemas.microsoft.com/office/word/2010/wordprocessingInk" xmlns:wne="http://schemas.microsoft.com/office/word/2006/wordml" xmlns:wps="http://schemas.microsoft.com/office/word/2010/wordprocessingShape" mc:Ignorable="w14 w15 wp14">
+<w:numbering xmlns:wpc="http://schemas.microsoft.com/office/word/2010/wordprocessingCanvas" xmlns:cx="http://schemas.microsoft.com/office/drawing/2014/chartex" xmlns:cx1="http://schemas.microsoft.com/office/drawing/2015/9/8/chartex" xmlns:cx2="http://schemas.microsoft.com/office/drawing/2015/10/21/chartex" xmlns:cx3="http://schemas.microsoft.com/office/drawing/2016/5/9/chartex" xmlns:cx4="http://schemas.microsoft.com/office/drawing/2016/5/10/chartex" xmlns:cx5="http://schemas.microsoft.com/office/drawing/2016/5/11/chartex" xmlns:cx6="http://schemas.microsoft.com/office/drawing/2016/5/12/chartex" xmlns:cx7="http://schemas.microsoft.com/office/drawing/2016/5/13/chartex" xmlns:cx8="http://schemas.microsoft.com/office/drawing/2016/5/14/chartex" xmlns:mc="http://schemas.openxmlformats.org/markup-compatibility/2006" xmlns:aink="http://schemas.microsoft.com/office/drawing/2016/ink" xmlns:am3d="http://schemas.microsoft.com/office/drawing/2017/model3d" xmlns:o="urn:schemas-microsoft-com:office:office" xmlns:oel="http://schemas.microsoft.com/office/2019/extlst" xmlns:r="http://schemas.openxmlformats.org/officeDocument/2006/relationships" xmlns:m="http://schemas.openxmlformats.org/officeDocument/2006/math" xmlns:v="urn:schemas-microsoft-com:vml" xmlns:wp14="http://schemas.microsoft.com/office/word/2010/wordprocessingDrawing" xmlns:wp="http://schemas.openxmlformats.org/drawingml/2006/wordprocessingDrawing" xmlns:w10="urn:schemas-microsoft-com:office:word" xmlns:w="http://schemas.openxmlformats.org/wordprocessingml/2006/main" xmlns:w14="http://schemas.microsoft.com/office/word/2010/wordml" xmlns:w15="http://schemas.microsoft.com/office/word/2012/wordml" xmlns:w16cex="http://schemas.microsoft.com/office/word/2018/wordml/cex" xmlns:w16cid="http://schemas.microsoft.com/office/word/2016/wordml/cid" xmlns:w16="http://schemas.microsoft.com/office/word/2018/wordml" xmlns:w16sdtdh="http://schemas.microsoft.com/office/word/2020/wordml/sdtdatahash" xmlns:w16se="http://schemas.microsoft.com/office/word/2015/wordml/symex" xmlns:wpg="http://schemas.microsoft.com/office/word/2010/wordprocessingGroup" xmlns:wpi="http://schemas.microsoft.com/office/word/2010/wordprocessingInk" xmlns:wne="http://schemas.microsoft.com/office/word/2006/wordml" xmlns:wps="http://schemas.microsoft.com/office/word/2010/wordprocessingShape" mc:Ignorable="w14 w15 w16se w16cid w16 w16cex w16sdtdh wp14">
   <w:abstractNum w:abstractNumId="0" w15:restartNumberingAfterBreak="0">
     <w:nsid w:val="1ADA6520"/>
     <w:multiLevelType w:val="multilevel"/>
@@ -821,23 +1593,136 @@
       </w:pPr>
     </w:lvl>
   </w:abstractNum>
-  <w:num w:numId="1">
+  <w:abstractNum w:abstractNumId="2" w15:restartNumberingAfterBreak="0">
+    <w:nsid w:val="7350147E"/>
+    <w:multiLevelType w:val="hybridMultilevel"/>
+    <w:tmpl w:val="AE487844"/>
+    <w:lvl w:ilvl="0" w:tplc="9F586052">
+      <w:numFmt w:val="bullet"/>
+      <w:lvlText w:val="-"/>
+      <w:lvlJc w:val="left"/>
+      <w:pPr>
+        <w:ind w:left="2520" w:hanging="360"/>
+      </w:pPr>
+      <w:rPr>
+        <w:rFonts w:ascii="Calibri" w:eastAsia="Times New Roman" w:hAnsi="Calibri" w:cs="Calibri" w:hint="default"/>
+      </w:rPr>
+    </w:lvl>
+    <w:lvl w:ilvl="1" w:tplc="04090003" w:tentative="1">
+      <w:start w:val="1"/>
+      <w:numFmt w:val="bullet"/>
+      <w:lvlText w:val="o"/>
+      <w:lvlJc w:val="left"/>
+      <w:pPr>
+        <w:ind w:left="3240" w:hanging="360"/>
+      </w:pPr>
+      <w:rPr>
+        <w:rFonts w:ascii="Courier New" w:hAnsi="Courier New" w:cs="Courier New" w:hint="default"/>
+      </w:rPr>
+    </w:lvl>
+    <w:lvl w:ilvl="2" w:tplc="04090005" w:tentative="1">
+      <w:start w:val="1"/>
+      <w:numFmt w:val="bullet"/>
+      <w:lvlText w:val=""/>
+      <w:lvlJc w:val="left"/>
+      <w:pPr>
+        <w:ind w:left="3960" w:hanging="360"/>
+      </w:pPr>
+      <w:rPr>
+        <w:rFonts w:ascii="Wingdings" w:hAnsi="Wingdings" w:hint="default"/>
+      </w:rPr>
+    </w:lvl>
+    <w:lvl w:ilvl="3" w:tplc="04090001" w:tentative="1">
+      <w:start w:val="1"/>
+      <w:numFmt w:val="bullet"/>
+      <w:lvlText w:val=""/>
+      <w:lvlJc w:val="left"/>
+      <w:pPr>
+        <w:ind w:left="4680" w:hanging="360"/>
+      </w:pPr>
+      <w:rPr>
+        <w:rFonts w:ascii="Symbol" w:hAnsi="Symbol" w:hint="default"/>
+      </w:rPr>
+    </w:lvl>
+    <w:lvl w:ilvl="4" w:tplc="04090003" w:tentative="1">
+      <w:start w:val="1"/>
+      <w:numFmt w:val="bullet"/>
+      <w:lvlText w:val="o"/>
+      <w:lvlJc w:val="left"/>
+      <w:pPr>
+        <w:ind w:left="5400" w:hanging="360"/>
+      </w:pPr>
+      <w:rPr>
+        <w:rFonts w:ascii="Courier New" w:hAnsi="Courier New" w:cs="Courier New" w:hint="default"/>
+      </w:rPr>
+    </w:lvl>
+    <w:lvl w:ilvl="5" w:tplc="04090005" w:tentative="1">
+      <w:start w:val="1"/>
+      <w:numFmt w:val="bullet"/>
+      <w:lvlText w:val=""/>
+      <w:lvlJc w:val="left"/>
+      <w:pPr>
+        <w:ind w:left="6120" w:hanging="360"/>
+      </w:pPr>
+      <w:rPr>
+        <w:rFonts w:ascii="Wingdings" w:hAnsi="Wingdings" w:hint="default"/>
+      </w:rPr>
+    </w:lvl>
+    <w:lvl w:ilvl="6" w:tplc="04090001" w:tentative="1">
+      <w:start w:val="1"/>
+      <w:numFmt w:val="bullet"/>
+      <w:lvlText w:val=""/>
+      <w:lvlJc w:val="left"/>
+      <w:pPr>
+        <w:ind w:left="6840" w:hanging="360"/>
+      </w:pPr>
+      <w:rPr>
+        <w:rFonts w:ascii="Symbol" w:hAnsi="Symbol" w:hint="default"/>
+      </w:rPr>
+    </w:lvl>
+    <w:lvl w:ilvl="7" w:tplc="04090003" w:tentative="1">
+      <w:start w:val="1"/>
+      <w:numFmt w:val="bullet"/>
+      <w:lvlText w:val="o"/>
+      <w:lvlJc w:val="left"/>
+      <w:pPr>
+        <w:ind w:left="7560" w:hanging="360"/>
+      </w:pPr>
+      <w:rPr>
+        <w:rFonts w:ascii="Courier New" w:hAnsi="Courier New" w:cs="Courier New" w:hint="default"/>
+      </w:rPr>
+    </w:lvl>
+    <w:lvl w:ilvl="8" w:tplc="04090005" w:tentative="1">
+      <w:start w:val="1"/>
+      <w:numFmt w:val="bullet"/>
+      <w:lvlText w:val=""/>
+      <w:lvlJc w:val="left"/>
+      <w:pPr>
+        <w:ind w:left="8280" w:hanging="360"/>
+      </w:pPr>
+      <w:rPr>
+        <w:rFonts w:ascii="Wingdings" w:hAnsi="Wingdings" w:hint="default"/>
+      </w:rPr>
+    </w:lvl>
+  </w:abstractNum>
+  <w:num w:numId="1" w16cid:durableId="2053650122">
     <w:abstractNumId w:val="0"/>
   </w:num>
-  <w:num w:numId="2">
+  <w:num w:numId="2" w16cid:durableId="1151678933">
     <w:abstractNumId w:val="0"/>
-    <w:lvlOverride w:ilvl="1">
-      <w:startOverride w:val="1"/>
-    </w:lvlOverride>
+    <w:lvlOverride w:ilvl="0"/>
   </w:num>
-  <w:num w:numId="3">
+  <w:num w:numId="3" w16cid:durableId="1494645526">
     <w:abstractNumId w:val="1"/>
+  </w:num>
+  <w:num w:numId="4" w16cid:durableId="932935709">
+    <w:abstractNumId w:val="2"/>
   </w:num>
 </w:numbering>
 </file>
 
 <file path=word/styles.xml><?xml version="1.0" encoding="utf-8"?>
-<w:styles xmlns:mc="http://schemas.openxmlformats.org/markup-compatibility/2006" xmlns:r="http://schemas.openxmlformats.org/officeDocument/2006/relationships" xmlns:w="http://schemas.openxmlformats.org/wordprocessingml/2006/main" xmlns:w14="http://schemas.microsoft.com/office/word/2010/wordml" xmlns:w15="http://schemas.microsoft.com/office/word/2012/wordml" mc:Ignorable="w14 w15">
+<w:styles xmlns:mc="http://schemas.openxmlformats.org/markup-compatibility/2006" xmlns:r="http://schemas.openxmlformats.org/officeDocument/2006/relationships" xmlns:w="http://schemas.openxmlformats.org/wordprocessingml/2006/main" xmlns:w14="http://schemas.microsoft.com/office/word/2010/wordml" xmlns:w15="http://schemas.microsoft.com/office/word/2012/wordml" xmlns:w16cex="http://schemas.microsoft.com/office/word/2018/wordml/cex" xmlns:w16cid="http://schemas.microsoft.com/office/word/2016/wordml/cid" xmlns:w16="http://schemas.microsoft.com/office/word/2018/wordml" xmlns:w16sdtdh="http://schemas.microsoft.com/office/word/2020/wordml/sdtdatahash" xmlns:w16se="http://schemas.microsoft.com/office/word/2015/wordml/symex" mc:Ignorable="w14 w15 w16se w16cid w16 w16cex w16sdtdh">
   <w:docDefaults>
     <w:rPrDefault>
       <w:rPr>
@@ -847,7 +1732,7 @@
     </w:rPrDefault>
     <w:pPrDefault/>
   </w:docDefaults>
-  <w:latentStyles w:defLockedState="0" w:defUIPriority="99" w:defSemiHidden="0" w:defUnhideWhenUsed="0" w:defQFormat="0" w:count="371">
+  <w:latentStyles w:defLockedState="0" w:defUIPriority="99" w:defSemiHidden="0" w:defUnhideWhenUsed="0" w:defQFormat="0" w:count="376">
     <w:lsdException w:name="Normal" w:uiPriority="0" w:qFormat="1"/>
     <w:lsdException w:name="heading 1" w:uiPriority="9" w:qFormat="1"/>
     <w:lsdException w:name="heading 2" w:semiHidden="1" w:uiPriority="9" w:unhideWhenUsed="1" w:qFormat="1"/>
@@ -953,7 +1838,6 @@
     <w:lsdException w:name="HTML Sample" w:semiHidden="1" w:unhideWhenUsed="1"/>
     <w:lsdException w:name="HTML Typewriter" w:semiHidden="1" w:unhideWhenUsed="1"/>
     <w:lsdException w:name="HTML Variable" w:semiHidden="1" w:unhideWhenUsed="1"/>
-    <w:lsdException w:name="Normal Table" w:semiHidden="1" w:unhideWhenUsed="1"/>
     <w:lsdException w:name="annotation subject" w:semiHidden="1" w:unhideWhenUsed="1"/>
     <w:lsdException w:name="No List" w:semiHidden="1" w:unhideWhenUsed="1"/>
     <w:lsdException w:name="Outline List 1" w:semiHidden="1" w:unhideWhenUsed="1"/>
@@ -996,11 +1880,8 @@
     <w:lsdException w:name="Table Contemporary" w:semiHidden="1" w:unhideWhenUsed="1"/>
     <w:lsdException w:name="Table Elegant" w:semiHidden="1" w:unhideWhenUsed="1"/>
     <w:lsdException w:name="Table Professional" w:semiHidden="1" w:unhideWhenUsed="1"/>
-    <w:lsdException w:name="Table Subtle 1" w:semiHidden="1" w:unhideWhenUsed="1"/>
     <w:lsdException w:name="Table Subtle 2" w:semiHidden="1" w:unhideWhenUsed="1"/>
     <w:lsdException w:name="Table Web 1" w:semiHidden="1" w:unhideWhenUsed="1"/>
-    <w:lsdException w:name="Table Web 2" w:semiHidden="1" w:unhideWhenUsed="1"/>
-    <w:lsdException w:name="Table Web 3" w:semiHidden="1" w:unhideWhenUsed="1"/>
     <w:lsdException w:name="Balloon Text" w:semiHidden="1" w:unhideWhenUsed="1"/>
     <w:lsdException w:name="Table Grid" w:uiPriority="59"/>
     <w:lsdException w:name="Table Theme" w:semiHidden="1" w:unhideWhenUsed="1"/>
@@ -1219,6 +2100,11 @@
     <w:lsdException w:name="List Table 5 Dark Accent 6" w:uiPriority="50"/>
     <w:lsdException w:name="List Table 6 Colorful Accent 6" w:uiPriority="51"/>
     <w:lsdException w:name="List Table 7 Colorful Accent 6" w:uiPriority="52"/>
+    <w:lsdException w:name="Mention" w:semiHidden="1" w:unhideWhenUsed="1"/>
+    <w:lsdException w:name="Smart Hyperlink" w:semiHidden="1" w:unhideWhenUsed="1"/>
+    <w:lsdException w:name="Hashtag" w:semiHidden="1" w:unhideWhenUsed="1"/>
+    <w:lsdException w:name="Unresolved Mention" w:semiHidden="1" w:unhideWhenUsed="1"/>
+    <w:lsdException w:name="Smart Link" w:semiHidden="1" w:unhideWhenUsed="1"/>
   </w:latentStyles>
   <w:style w:type="paragraph" w:default="1" w:styleId="Normal">
     <w:name w:val="Normal"/>
@@ -1463,6 +2349,58 @@
         </w:tcBorders>
       </w:tcPr>
     </w:tblStylePr>
+  </w:style>
+  <w:style w:type="paragraph" w:styleId="Header">
+    <w:name w:val="header"/>
+    <w:basedOn w:val="Normal"/>
+    <w:link w:val="HeaderChar"/>
+    <w:uiPriority w:val="99"/>
+    <w:unhideWhenUsed/>
+    <w:rsid w:val="00312EEC"/>
+    <w:pPr>
+      <w:tabs>
+        <w:tab w:val="center" w:pos="4680"/>
+        <w:tab w:val="right" w:pos="9360"/>
+      </w:tabs>
+    </w:pPr>
+  </w:style>
+  <w:style w:type="character" w:customStyle="1" w:styleId="HeaderChar">
+    <w:name w:val="Header Char"/>
+    <w:basedOn w:val="DefaultParagraphFont"/>
+    <w:link w:val="Header"/>
+    <w:uiPriority w:val="99"/>
+    <w:rsid w:val="00312EEC"/>
+    <w:rPr>
+      <w:rFonts w:eastAsiaTheme="minorEastAsia"/>
+      <w:sz w:val="24"/>
+      <w:szCs w:val="24"/>
+    </w:rPr>
+  </w:style>
+  <w:style w:type="paragraph" w:styleId="Footer">
+    <w:name w:val="footer"/>
+    <w:basedOn w:val="Normal"/>
+    <w:link w:val="FooterChar"/>
+    <w:uiPriority w:val="99"/>
+    <w:unhideWhenUsed/>
+    <w:rsid w:val="00312EEC"/>
+    <w:pPr>
+      <w:tabs>
+        <w:tab w:val="center" w:pos="4680"/>
+        <w:tab w:val="right" w:pos="9360"/>
+      </w:tabs>
+    </w:pPr>
+  </w:style>
+  <w:style w:type="character" w:customStyle="1" w:styleId="FooterChar">
+    <w:name w:val="Footer Char"/>
+    <w:basedOn w:val="DefaultParagraphFont"/>
+    <w:link w:val="Footer"/>
+    <w:uiPriority w:val="99"/>
+    <w:rsid w:val="00312EEC"/>
+    <w:rPr>
+      <w:rFonts w:eastAsiaTheme="minorEastAsia"/>
+      <w:sz w:val="24"/>
+      <w:szCs w:val="24"/>
+    </w:rPr>
   </w:style>
 </w:styles>
 </file>
